--- a/output/doc/2026-07-12-microsoft-medical-emoji-product-legal-clearance.docx
+++ b/output/doc/2026-07-12-microsoft-medical-emoji-product-legal-clearance.docx
@@ -11,9 +11,89 @@
           <w:rFonts w:ascii="Segoe UI" w:hAnsi="Segoe UI" w:eastAsia="Segoe UI"/>
           <w:b w:val="0"/>
           <w:color w:val="0B1739"/>
-          <w:sz w:val="17"/>
+          <w:sz w:val="18"/>
         </w:rPr>
-        <w:t>Medical Emoji: Microsoft Product and Legal Clearance</w:t>
+        <w:t>Technical and rights questions for Microsoft review</w:t>
+      </w:r>
+    </w:p>
+    <w:tbl>
+      <w:tblPr>
+        <w:tblW w:type="auto" w:w="0"/>
+        <w:tblLayout w:type="fixed"/>
+        <w:tblLook w:firstColumn="1" w:firstRow="1" w:lastColumn="0" w:lastRow="0" w:noHBand="0" w:noVBand="1" w:val="04A0"/>
+      </w:tblPr>
+      <w:tblGrid>
+        <w:gridCol w:w="10584"/>
+      </w:tblGrid>
+      <w:tr>
+        <w:tc>
+          <w:tcPr>
+            <w:tcW w:type="dxa" w:w="10570"/>
+            <w:shd w:val="clear" w:fill="EAF1FF"/>
+          </w:tcPr>
+          <w:p>
+            <w:pPr>
+              <w:spacing w:after="0"/>
+            </w:pPr>
+            <w:r>
+              <w:rPr>
+                <w:rFonts w:ascii="Segoe UI" w:hAnsi="Segoe UI" w:eastAsia="Segoe UI"/>
+                <w:b w:val="0"/>
+                <w:color w:val="667085"/>
+                <w:sz w:val="15"/>
+              </w:rPr>
+              <w:t>Prepared: July 13, 2026</w:t>
+            </w:r>
+            <w:r>
+              <w:rPr>
+                <w:rFonts w:ascii="Segoe UI" w:hAnsi="Segoe UI" w:eastAsia="Segoe UI"/>
+                <w:color w:val="667085"/>
+                <w:sz w:val="15"/>
+              </w:rPr>
+              <w:br/>
+            </w:r>
+            <w:r>
+              <w:rPr>
+                <w:rFonts w:ascii="Segoe UI" w:hAnsi="Segoe UI" w:eastAsia="Segoe UI"/>
+                <w:b w:val="0"/>
+                <w:color w:val="667085"/>
+                <w:sz w:val="15"/>
+              </w:rPr>
+              <w:t>Prepared by: Shuhan He</w:t>
+            </w:r>
+            <w:r>
+              <w:rPr>
+                <w:rFonts w:ascii="Segoe UI" w:hAnsi="Segoe UI" w:eastAsia="Segoe UI"/>
+                <w:color w:val="667085"/>
+                <w:sz w:val="15"/>
+              </w:rPr>
+              <w:br/>
+            </w:r>
+            <w:r>
+              <w:rPr>
+                <w:rFonts w:ascii="Segoe UI" w:hAnsi="Segoe UI" w:eastAsia="Segoe UI"/>
+                <w:b w:val="0"/>
+                <w:color w:val="667085"/>
+                <w:sz w:val="15"/>
+              </w:rPr>
+              <w:t>Status: Prepared for discussion. Any Microsoft participation would require Microsoft's approval.</w:t>
+            </w:r>
+          </w:p>
+        </w:tc>
+      </w:tr>
+    </w:tbl>
+    <w:p>
+      <w:pPr>
+        <w:pStyle w:val="Heading2"/>
+      </w:pPr>
+      <w:r>
+        <w:rPr>
+          <w:rFonts w:ascii="Segoe UI" w:hAnsi="Segoe UI" w:eastAsia="Segoe UI"/>
+          <w:b w:val="0"/>
+          <w:color w:val="0B1739"/>
+          <w:sz w:val="18"/>
+        </w:rPr>
+        <w:t>Proposal selection</w:t>
       </w:r>
     </w:p>
     <w:p>
@@ -22,31 +102,119 @@
           <w:rFonts w:ascii="Segoe UI" w:hAnsi="Segoe UI" w:eastAsia="Segoe UI"/>
           <w:b w:val="0"/>
           <w:color w:val="0B1739"/>
-          <w:sz w:val="17"/>
+          <w:sz w:val="18"/>
         </w:rPr>
-        <w:t>Prepared: July 12, 2026</w:t>
+        <w:t xml:space="preserve">The current filing plan is </w:t>
       </w:r>
-    </w:p>
-    <w:p>
+      <w:r>
+        <w:rPr>
+          <w:rFonts w:ascii="Segoe UI" w:hAnsi="Segoe UI" w:eastAsia="Segoe UI"/>
+          <w:b/>
+          <w:color w:val="0B1739"/>
+          <w:sz w:val="18"/>
+        </w:rPr>
+        <w:t>CT Scan</w:t>
+      </w:r>
       <w:r>
         <w:rPr>
           <w:rFonts w:ascii="Segoe UI" w:hAnsi="Segoe UI" w:eastAsia="Segoe UI"/>
           <w:b w:val="0"/>
           <w:color w:val="0B1739"/>
-          <w:sz w:val="17"/>
+          <w:sz w:val="18"/>
         </w:rPr>
-        <w:t>Prepared by: Shuhan He</w:t>
+        <w:t xml:space="preserve"> and </w:t>
       </w:r>
-    </w:p>
-    <w:p>
+      <w:r>
+        <w:rPr>
+          <w:rFonts w:ascii="Segoe UI" w:hAnsi="Segoe UI" w:eastAsia="Segoe UI"/>
+          <w:b/>
+          <w:color w:val="0B1739"/>
+          <w:sz w:val="18"/>
+        </w:rPr>
+        <w:t>Blood Bag</w:t>
+      </w:r>
       <w:r>
         <w:rPr>
           <w:rFonts w:ascii="Segoe UI" w:hAnsi="Segoe UI" w:eastAsia="Segoe UI"/>
           <w:b w:val="0"/>
           <w:color w:val="0B1739"/>
-          <w:sz w:val="17"/>
+          <w:sz w:val="18"/>
         </w:rPr>
-        <w:t>Status: Internal approval worksheet. Nothing below is approved until the responsible Microsoft owner signs it.</w:t>
+        <w:t xml:space="preserve">, with </w:t>
+      </w:r>
+      <w:r>
+        <w:rPr>
+          <w:rFonts w:ascii="Segoe UI" w:hAnsi="Segoe UI" w:eastAsia="Segoe UI"/>
+          <w:b/>
+          <w:color w:val="0B1739"/>
+          <w:sz w:val="18"/>
+        </w:rPr>
+        <w:t>Pill Box</w:t>
+      </w:r>
+      <w:r>
+        <w:rPr>
+          <w:rFonts w:ascii="Segoe UI" w:hAnsi="Segoe UI" w:eastAsia="Segoe UI"/>
+          <w:b w:val="0"/>
+          <w:color w:val="0B1739"/>
+          <w:sz w:val="18"/>
+        </w:rPr>
+        <w:t xml:space="preserve"> as the first alternate. I would value Microsoft's view on whether these are the right concepts to prioritize before the July 31 deadline.</w:t>
+      </w:r>
+    </w:p>
+    <w:p>
+      <w:pPr>
+        <w:pStyle w:val="ListBullet"/>
+      </w:pPr>
+      <w:r>
+        <w:rPr>
+          <w:rFonts w:ascii="Segoe UI" w:hAnsi="Segoe UI" w:eastAsia="Segoe UI"/>
+          <w:b w:val="0"/>
+          <w:color w:val="0B1739"/>
+          <w:sz w:val="18"/>
+        </w:rPr>
+        <w:t>Does each concept add a clear meaning that existing emoji cannot express well?</w:t>
+      </w:r>
+    </w:p>
+    <w:p>
+      <w:pPr>
+        <w:pStyle w:val="ListBullet"/>
+      </w:pPr>
+      <w:r>
+        <w:rPr>
+          <w:rFonts w:ascii="Segoe UI" w:hAnsi="Segoe UI" w:eastAsia="Segoe UI"/>
+          <w:b w:val="0"/>
+          <w:color w:val="0B1739"/>
+          <w:sz w:val="18"/>
+        </w:rPr>
+        <w:t>Should Pill Box remain the medication option, or does the existing Pill emoji make it unnecessary?</w:t>
+      </w:r>
+    </w:p>
+    <w:p>
+      <w:pPr>
+        <w:pStyle w:val="ListBullet"/>
+      </w:pPr>
+      <w:r>
+        <w:rPr>
+          <w:rFonts w:ascii="Segoe UI" w:hAnsi="Segoe UI" w:eastAsia="Segoe UI"/>
+          <w:b w:val="0"/>
+          <w:color w:val="0B1739"/>
+          <w:sz w:val="18"/>
+        </w:rPr>
+        <w:t>Is Blood Bag sufficiently distinct from Drop of Blood and IV Bag?</w:t>
+      </w:r>
+    </w:p>
+    <w:p>
+      <w:pPr>
+        <w:pStyle w:val="ListBullet"/>
+      </w:pPr>
+      <w:r>
+        <w:rPr>
+          <w:rFonts w:ascii="Segoe UI" w:hAnsi="Segoe UI" w:eastAsia="Segoe UI"/>
+          <w:b w:val="0"/>
+          <w:color w:val="0B1739"/>
+          <w:sz w:val="18"/>
+        </w:rPr>
+        <w:t>Does CT Scan remain recognizable as a scanner and procedure rather than X-Ray, MRI, or a generic machine?</w:t>
       </w:r>
     </w:p>
     <w:p>
@@ -58,9 +226,79 @@
           <w:rFonts w:ascii="Segoe UI" w:hAnsi="Segoe UI" w:eastAsia="Segoe UI"/>
           <w:b w:val="0"/>
           <w:color w:val="0B1739"/>
-          <w:sz w:val="17"/>
+          <w:sz w:val="18"/>
         </w:rPr>
-        <w:t>Decision record</w:t>
+        <w:t>Emoji design and accessibility</w:t>
+      </w:r>
+    </w:p>
+    <w:p>
+      <w:pPr>
+        <w:pStyle w:val="ListBullet"/>
+      </w:pPr>
+      <w:r>
+        <w:rPr>
+          <w:rFonts w:ascii="Segoe UI" w:hAnsi="Segoe UI" w:eastAsia="Segoe UI"/>
+          <w:b w:val="0"/>
+          <w:color w:val="0B1739"/>
+          <w:sz w:val="18"/>
+        </w:rPr>
+        <w:t>Can an unfamiliar viewer identify each image at 18 and 72 pixels?</w:t>
+      </w:r>
+    </w:p>
+    <w:p>
+      <w:pPr>
+        <w:pStyle w:val="ListBullet"/>
+      </w:pPr>
+      <w:r>
+        <w:rPr>
+          <w:rFonts w:ascii="Segoe UI" w:hAnsi="Segoe UI" w:eastAsia="Segoe UI"/>
+          <w:b w:val="0"/>
+          <w:color w:val="0B1739"/>
+          <w:sz w:val="18"/>
+        </w:rPr>
+        <w:t>Does the essential silhouette survive in true black and white?</w:t>
+      </w:r>
+    </w:p>
+    <w:p>
+      <w:pPr>
+        <w:pStyle w:val="ListBullet"/>
+      </w:pPr>
+      <w:r>
+        <w:rPr>
+          <w:rFonts w:ascii="Segoe UI" w:hAnsi="Segoe UI" w:eastAsia="Segoe UI"/>
+          <w:b w:val="0"/>
+          <w:color w:val="0B1739"/>
+          <w:sz w:val="18"/>
+        </w:rPr>
+        <w:t>Does the image depend on text, numbers, labels, a protected symbol, or familiar product design?</w:t>
+      </w:r>
+    </w:p>
+    <w:p>
+      <w:pPr>
+        <w:pStyle w:val="ListBullet"/>
+      </w:pPr>
+      <w:r>
+        <w:rPr>
+          <w:rFonts w:ascii="Segoe UI" w:hAnsi="Segoe UI" w:eastAsia="Segoe UI"/>
+          <w:b w:val="0"/>
+          <w:color w:val="0B1739"/>
+          <w:sz w:val="18"/>
+        </w:rPr>
+        <w:t>Would the concept translate clearly into Segoe UI Emoji while remaining distinct from protected product designs?</w:t>
+      </w:r>
+    </w:p>
+    <w:p>
+      <w:pPr>
+        <w:pStyle w:val="ListBullet"/>
+      </w:pPr>
+      <w:r>
+        <w:rPr>
+          <w:rFonts w:ascii="Segoe UI" w:hAnsi="Segoe UI" w:eastAsia="Segoe UI"/>
+          <w:b w:val="0"/>
+          <w:color w:val="0B1739"/>
+          <w:sz w:val="18"/>
+        </w:rPr>
+        <w:t>Are there clinical details that could mislead a patient or make the image too narrow?</w:t>
       </w:r>
     </w:p>
     <w:p>
@@ -69,31 +307,9 @@
           <w:rFonts w:ascii="Segoe UI" w:hAnsi="Segoe UI" w:eastAsia="Segoe UI"/>
           <w:b w:val="0"/>
           <w:color w:val="0B1739"/>
-          <w:sz w:val="17"/>
+          <w:sz w:val="18"/>
         </w:rPr>
-        <w:t>Selected concept: [ ] Ultrasound  [ ] CT Scan  [ ] Neither</w:t>
-      </w:r>
-    </w:p>
-    <w:p>
-      <w:r>
-        <w:rPr>
-          <w:rFonts w:ascii="Segoe UI" w:hAnsi="Segoe UI" w:eastAsia="Segoe UI"/>
-          <w:b w:val="0"/>
-          <w:color w:val="0B1739"/>
-          <w:sz w:val="17"/>
-        </w:rPr>
-        <w:t>Review outcome: [ ] Approved with the conditions below  [ ] Revise and return  [ ] Do not advance</w:t>
-      </w:r>
-    </w:p>
-    <w:p>
-      <w:r>
-        <w:rPr>
-          <w:rFonts w:ascii="Segoe UI" w:hAnsi="Segoe UI" w:eastAsia="Segoe UI"/>
-          <w:b w:val="0"/>
-          <w:color w:val="0B1739"/>
-          <w:sz w:val="17"/>
-        </w:rPr>
-        <w:t>Ultrasound may be selected only after its four missing Google screenshots are embedded and its monitor-plus-probe image passes the 18 x 18 pixel and black-and-white review. If those gates do not close by the internal cutoff, the team may select CT Scan only after its historical evidence, current factor labels, and the submitter's explicit ownership warranty are refreshed.</w:t>
+        <w:t>Microsoft would create its own glyph if Unicode encoded the character. The attached images are examples used to test recognizability.</w:t>
       </w:r>
     </w:p>
     <w:p>
@@ -105,103 +321,79 @@
           <w:rFonts w:ascii="Segoe UI" w:hAnsi="Segoe UI" w:eastAsia="Segoe UI"/>
           <w:b w:val="0"/>
           <w:color w:val="0B1739"/>
-          <w:sz w:val="17"/>
+          <w:sz w:val="18"/>
         </w:rPr>
-        <w:t>Product and design clearance</w:t>
+        <w:t>Evidence and Unicode process</w:t>
       </w:r>
     </w:p>
     <w:p>
       <w:pPr>
-        <w:pStyle w:val="CompactList"/>
+        <w:pStyle w:val="ListBullet"/>
       </w:pPr>
       <w:r>
         <w:rPr>
           <w:rFonts w:ascii="Segoe UI" w:hAnsi="Segoe UI" w:eastAsia="Segoe UI"/>
           <w:b w:val="0"/>
           <w:color w:val="0B1739"/>
-          <w:sz w:val="17"/>
+          <w:sz w:val="18"/>
         </w:rPr>
-        <w:t>☐  The selected image is recognizable at 18 x 18 and 72 x 72 pixels in color and true black and white.</w:t>
+        <w:t>Do the refreshed Search, Video, Web Trends, Image Trends, and Books exhibits follow Unicode's current query method?</w:t>
       </w:r>
     </w:p>
     <w:p>
       <w:pPr>
-        <w:pStyle w:val="CompactList"/>
+        <w:pStyle w:val="ListBullet"/>
       </w:pPr>
       <w:r>
         <w:rPr>
           <w:rFonts w:ascii="Segoe UI" w:hAnsi="Segoe UI" w:eastAsia="Segoe UI"/>
           <w:b w:val="0"/>
           <w:color w:val="0B1739"/>
-          <w:sz w:val="17"/>
+          <w:sz w:val="18"/>
         </w:rPr>
-        <w:t>☐  The paradigm is generic, text-free, and not dependent on Microsoft trade dress or a protected logo.</w:t>
+        <w:t>Does the proposal distinguish public usage evidence from medical importance or professional support?</w:t>
       </w:r>
     </w:p>
     <w:p>
       <w:pPr>
-        <w:pStyle w:val="CompactList"/>
+        <w:pStyle w:val="ListBullet"/>
       </w:pPr>
       <w:r>
         <w:rPr>
           <w:rFonts w:ascii="Segoe UI" w:hAnsi="Segoe UI" w:eastAsia="Segoe UI"/>
           <w:b w:val="0"/>
           <w:color w:val="0B1739"/>
-          <w:sz w:val="17"/>
+          <w:sz w:val="18"/>
         </w:rPr>
-        <w:t>☐  Ultrasound does not read as a generic computer and is not limited to pregnancy; or CT Scan remains visually distinct from X-Ray.</w:t>
+        <w:t>Are the inclusion and exclusion factors answered using Unicode's current labels and meanings?</w:t>
       </w:r>
     </w:p>
     <w:p>
       <w:pPr>
-        <w:pStyle w:val="CompactList"/>
+        <w:pStyle w:val="ListBullet"/>
       </w:pPr>
       <w:r>
         <w:rPr>
           <w:rFonts w:ascii="Segoe UI" w:hAnsi="Segoe UI" w:eastAsia="Segoe UI"/>
           <w:b w:val="0"/>
           <w:color w:val="0B1739"/>
-          <w:sz w:val="17"/>
+          <w:sz w:val="18"/>
         </w:rPr>
-        <w:t>☐  Accessibility and internationalization reviewers found no avoidable ambiguity or culturally narrow cue.</w:t>
+        <w:t>After the individual submissions are received, would Microsoft's Unicode representatives be willing to ask ESR to consider adding them to an upcoming agenda as part of its normal review process?</w:t>
       </w:r>
     </w:p>
     <w:p>
       <w:pPr>
-        <w:pStyle w:val="CompactList"/>
+        <w:pStyle w:val="ListBullet"/>
       </w:pPr>
       <w:r>
         <w:rPr>
           <w:rFonts w:ascii="Segoe UI" w:hAnsi="Segoe UI" w:eastAsia="Segoe UI"/>
           <w:b w:val="0"/>
           <w:color w:val="0B1739"/>
-          <w:sz w:val="17"/>
+          <w:sz w:val="18"/>
         </w:rPr>
-        <w:t>☐  Any statement about anticipated Microsoft implementation has a named product owner and exact approved wording.</w:t>
-      </w:r>
-    </w:p>
-    <w:p>
-      <w:r>
-        <w:rPr>
-          <w:rFonts w:ascii="Segoe UI" w:hAnsi="Segoe UI" w:eastAsia="Segoe UI"/>
-          <w:b w:val="0"/>
-          <w:color w:val="0B1739"/>
-          <w:sz w:val="17"/>
-        </w:rPr>
-        <w:t>Product/design conditions or required changes:</w:t>
-      </w:r>
-    </w:p>
-    <w:p>
-      <w:pPr>
-        <w:spacing w:after="40"/>
-      </w:pPr>
-      <w:r>
-        <w:rPr>
-          <w:rFonts w:ascii="Segoe UI" w:hAnsi="Segoe UI" w:eastAsia="Segoe UI"/>
-          <w:color w:val="667085"/>
-          <w:sz w:val="14"/>
-        </w:rPr>
-        <w:t>________________________________________________________________________________________</w:t>
+        <w:t>Would Microsoft's standards team review the separate health-coverage discussion draft and, if it agrees that the question merits UTC discussion, help revise it for submission?</w:t>
       </w:r>
     </w:p>
     <w:p>
@@ -213,79 +405,65 @@
           <w:rFonts w:ascii="Segoe UI" w:hAnsi="Segoe UI" w:eastAsia="Segoe UI"/>
           <w:b w:val="0"/>
           <w:color w:val="0B1739"/>
-          <w:sz w:val="17"/>
+          <w:sz w:val="18"/>
         </w:rPr>
-        <w:t>Legal and communications clearance</w:t>
+        <w:t>Artwork rights and public references</w:t>
       </w:r>
     </w:p>
     <w:p>
       <w:pPr>
-        <w:pStyle w:val="CompactList"/>
+        <w:pStyle w:val="ListBullet"/>
       </w:pPr>
       <w:r>
         <w:rPr>
           <w:rFonts w:ascii="Segoe UI" w:hAnsi="Segoe UI" w:eastAsia="Segoe UI"/>
           <w:b w:val="0"/>
           <w:color w:val="0B1739"/>
-          <w:sz w:val="17"/>
+          <w:sz w:val="18"/>
         </w:rPr>
-        <w:t>☐  The final artwork source, creator, and license record have been verified. No third-party search image or screenshot is represented as original artwork.</w:t>
+        <w:t>Does the final record identify the artwork creator and show that Shuhan He owns the submitted image or has a sufficient assignment and license?</w:t>
       </w:r>
     </w:p>
     <w:p>
       <w:pPr>
-        <w:pStyle w:val="CompactList"/>
+        <w:pStyle w:val="ListBullet"/>
       </w:pPr>
       <w:r>
         <w:rPr>
           <w:rFonts w:ascii="Segoe UI" w:hAnsi="Segoe UI" w:eastAsia="Segoe UI"/>
           <w:b w:val="0"/>
           <w:color w:val="0B1739"/>
-          <w:sz w:val="17"/>
+          <w:sz w:val="18"/>
         </w:rPr>
-        <w:t>☐  The public proposal may include the required third-party usage screenshots under a documented evidentiary/fair-use rationale.</w:t>
+        <w:t>Is the public-domain or CC0 statement consistent with the underlying ownership record?</w:t>
       </w:r>
     </w:p>
     <w:p>
       <w:pPr>
-        <w:pStyle w:val="CompactList"/>
+        <w:pStyle w:val="ListBullet"/>
       </w:pPr>
       <w:r>
         <w:rPr>
           <w:rFonts w:ascii="Segoe UI" w:hAnsi="Segoe UI" w:eastAsia="Segoe UI"/>
           <w:b w:val="0"/>
           <w:color w:val="0B1739"/>
-          <w:sz w:val="17"/>
+          <w:sz w:val="18"/>
         </w:rPr>
-        <w:t>☐  No private Microsoft data, internal metrics, trademarks, customer information, or confidential material will appear in the public packet without separate approval.</w:t>
+        <w:t>Are all third-party screenshots clearly presented as evidence rather than original artwork?</w:t>
       </w:r>
     </w:p>
     <w:p>
       <w:pPr>
-        <w:pStyle w:val="CompactList"/>
+        <w:pStyle w:val="ListBullet"/>
       </w:pPr>
       <w:r>
         <w:rPr>
           <w:rFonts w:ascii="Segoe UI" w:hAnsi="Segoe UI" w:eastAsia="Segoe UI"/>
           <w:b w:val="0"/>
           <w:color w:val="0B1739"/>
-          <w:sz w:val="17"/>
+          <w:sz w:val="18"/>
         </w:rPr>
-        <w:t>☐  Shuhan He remains the sole preparer and individual submitter. No Microsoft employee is named as an author, sponsor, or approver without that person's express consent.</w:t>
-      </w:r>
-    </w:p>
-    <w:p>
-      <w:pPr>
-        <w:pStyle w:val="CompactList"/>
-      </w:pPr>
-      <w:r>
-        <w:rPr>
-          <w:rFonts w:ascii="Segoe UI" w:hAnsi="Segoe UI" w:eastAsia="Segoe UI"/>
-          <w:b w:val="0"/>
-          <w:color w:val="0B1739"/>
-          <w:sz w:val="17"/>
-        </w:rPr>
-        <w:t>☐  The proposal does not imply that Microsoft can direct Unicode's technical outcome.</w:t>
+        <w:t>Is any Microsoft name, employee, product, or anticipated implementation statement included only after the responsible owner approves the exact wording?</w:t>
       </w:r>
     </w:p>
     <w:p>
@@ -294,22 +472,9 @@
           <w:rFonts w:ascii="Segoe UI" w:hAnsi="Segoe UI" w:eastAsia="Segoe UI"/>
           <w:b w:val="0"/>
           <w:color w:val="0B1739"/>
-          <w:sz w:val="17"/>
+          <w:sz w:val="18"/>
         </w:rPr>
-        <w:t>Legal/communications conditions or required changes:</w:t>
-      </w:r>
-    </w:p>
-    <w:p>
-      <w:pPr>
-        <w:spacing w:after="40"/>
-      </w:pPr>
-      <w:r>
-        <w:rPr>
-          <w:rFonts w:ascii="Segoe UI" w:hAnsi="Segoe UI" w:eastAsia="Segoe UI"/>
-          <w:color w:val="667085"/>
-          <w:sz w:val="14"/>
-        </w:rPr>
-        <w:t>________________________________________________________________________________________</w:t>
+        <w:t>The public proposal will identify Shuhan He as the submitter. Microsoft and individual employees would be named only with their express approval.</w:t>
       </w:r>
     </w:p>
     <w:p>
@@ -321,108 +486,49 @@
           <w:rFonts w:ascii="Segoe UI" w:hAnsi="Segoe UI" w:eastAsia="Segoe UI"/>
           <w:b w:val="0"/>
           <w:color w:val="0B1739"/>
-          <w:sz w:val="17"/>
+          <w:sz w:val="18"/>
         </w:rPr>
-        <w:t>Optional public statement</w:t>
+        <w:t>Two possible Microsoft actions</w:t>
       </w:r>
     </w:p>
     <w:p>
       <w:r>
         <w:rPr>
           <w:rFonts w:ascii="Segoe UI" w:hAnsi="Segoe UI" w:eastAsia="Segoe UI"/>
-          <w:b w:val="0"/>
+          <w:b/>
           <w:color w:val="0B1739"/>
-          <w:sz w:val="17"/>
+          <w:sz w:val="18"/>
         </w:rPr>
-        <w:t>Select one:</w:t>
+        <w:t>Individual proposals.</w:t>
       </w:r>
-    </w:p>
-    <w:p>
-      <w:pPr>
-        <w:pStyle w:val="CompactList"/>
-      </w:pPr>
       <w:r>
         <w:rPr>
           <w:rFonts w:ascii="Segoe UI" w:hAnsi="Segoe UI" w:eastAsia="Segoe UI"/>
           <w:b w:val="0"/>
           <w:color w:val="0B1739"/>
-          <w:sz w:val="17"/>
+          <w:sz w:val="18"/>
         </w:rPr>
-        <w:t>☐  No Microsoft statement is authorized for the proposal.</w:t>
+        <w:t xml:space="preserve"> After submission through the official form, Microsoft's standards representatives could ask ESR to consider adding the proposals to an upcoming agenda as part of its normal review process. Unicode controls the agenda, review, and outcome.</w:t>
       </w:r>
     </w:p>
     <w:p>
-      <w:pPr>
-        <w:pStyle w:val="CompactList"/>
-      </w:pPr>
+      <w:r>
+        <w:rPr>
+          <w:rFonts w:ascii="Segoe UI" w:hAnsi="Segoe UI" w:eastAsia="Segoe UI"/>
+          <w:b/>
+          <w:color w:val="0B1739"/>
+          <w:sz w:val="18"/>
+        </w:rPr>
+        <w:t>Technical discussion document.</w:t>
+      </w:r>
       <w:r>
         <w:rPr>
           <w:rFonts w:ascii="Segoe UI" w:hAnsi="Segoe UI" w:eastAsia="Segoe UI"/>
           <w:b w:val="0"/>
           <w:color w:val="0B1739"/>
-          <w:sz w:val="17"/>
+          <w:sz w:val="18"/>
         </w:rPr>
-        <w:t>☐  The exact statement below is authorized without modification.</w:t>
-      </w:r>
-    </w:p>
-    <w:tbl>
-      <w:tblPr>
-        <w:tblW w:type="auto" w:w="0"/>
-        <w:tblLook w:firstColumn="1" w:firstRow="1" w:lastColumn="0" w:lastRow="0" w:noHBand="0" w:noVBand="1" w:val="04A0"/>
-      </w:tblPr>
-      <w:tblGrid>
-        <w:gridCol w:w="10800"/>
-      </w:tblGrid>
-      <w:tr>
-        <w:tc>
-          <w:tcPr>
-            <w:tcW w:type="dxa" w:w="10800"/>
-            <w:shd w:val="clear" w:fill="EAF1FF"/>
-          </w:tcPr>
-          <w:p>
-            <w:pPr>
-              <w:spacing w:after="0"/>
-            </w:pPr>
-            <w:r>
-              <w:rPr>
-                <w:rFonts w:ascii="Segoe UI" w:hAnsi="Segoe UI" w:eastAsia="Segoe UI"/>
-                <w:b w:val="0"/>
-                <w:color w:val="0B1739"/>
-                <w:sz w:val="16"/>
-              </w:rPr>
-              <w:t xml:space="preserve">Microsoft has reviewed the proposed </w:t>
-            </w:r>
-            <w:r>
-              <w:rPr>
-                <w:rFonts w:ascii="Segoe UI" w:hAnsi="Segoe UI" w:eastAsia="Segoe UI"/>
-                <w:b/>
-                <w:color w:val="0B1739"/>
-                <w:sz w:val="16"/>
-              </w:rPr>
-              <w:t>[Ultrasound / CT Scan]</w:t>
-            </w:r>
-            <w:r>
-              <w:rPr>
-                <w:rFonts w:ascii="Segoe UI" w:hAnsi="Segoe UI" w:eastAsia="Segoe UI"/>
-                <w:b w:val="0"/>
-                <w:color w:val="0B1739"/>
-                <w:sz w:val="16"/>
-              </w:rPr>
-              <w:t xml:space="preserve"> image paradigm for technical feasibility. If Unicode encodes and recommends the character for general interchange as emoji, Microsoft anticipates evaluating implementation through its normal product, design, accessibility, legal, and release processes. This statement does not request preferential treatment or pre-judge Unicode's technical review.</w:t>
-            </w:r>
-          </w:p>
-        </w:tc>
-      </w:tr>
-    </w:tbl>
-    <w:p>
-      <w:r>
-        <w:rPr>
-          <w:rFonts w:ascii="Segoe UI" w:hAnsi="Segoe UI" w:eastAsia="Segoe UI"/>
-          <w:b w:val="0"/>
-          <w:color w:val="0B1739"/>
-          <w:sz w:val="17"/>
-        </w:rPr>
-        <w:t>Any stronger implementation commitment requires separate written approval.</w:t>
+        <w:t xml:space="preserve"> Microsoft's standards team could submit a revised document, coauthor one with Shuhan He, or use the draft as source material for its own document. If Unicode accepts a document into the public register, Unicode would assign the L2 number. Each emoji candidate would continue through the separate Emoji Submission Form.</w:t>
       </w:r>
     </w:p>
     <w:p>
@@ -434,9 +540,9 @@
           <w:rFonts w:ascii="Segoe UI" w:hAnsi="Segoe UI" w:eastAsia="Segoe UI"/>
           <w:b w:val="0"/>
           <w:color w:val="0B1739"/>
-          <w:sz w:val="17"/>
+          <w:sz w:val="18"/>
         </w:rPr>
-        <w:t>Approval</w:t>
+        <w:t>Public sources</w:t>
       </w:r>
     </w:p>
     <w:p>
@@ -445,53 +551,9 @@
           <w:rFonts w:ascii="Segoe UI" w:hAnsi="Segoe UI" w:eastAsia="Segoe UI"/>
           <w:b w:val="0"/>
           <w:color w:val="0B1739"/>
-          <w:sz w:val="17"/>
+          <w:sz w:val="18"/>
         </w:rPr>
-        <w:t>Product owner: ____________________  Decision/date: ____________________</w:t>
-      </w:r>
-    </w:p>
-    <w:p>
-      <w:r>
-        <w:rPr>
-          <w:rFonts w:ascii="Segoe UI" w:hAnsi="Segoe UI" w:eastAsia="Segoe UI"/>
-          <w:b w:val="0"/>
-          <w:color w:val="0B1739"/>
-          <w:sz w:val="17"/>
-        </w:rPr>
-        <w:t>Design/accessibility owner: ____________________  Decision/date: ____________________</w:t>
-      </w:r>
-    </w:p>
-    <w:p>
-      <w:r>
-        <w:rPr>
-          <w:rFonts w:ascii="Segoe UI" w:hAnsi="Segoe UI" w:eastAsia="Segoe UI"/>
-          <w:b w:val="0"/>
-          <w:color w:val="0B1739"/>
-          <w:sz w:val="17"/>
-        </w:rPr>
-        <w:t>Legal/communications owner: ____________________  Decision/date: ____________________</w:t>
-      </w:r>
-    </w:p>
-    <w:p>
-      <w:r>
-        <w:rPr>
-          <w:rFonts w:ascii="Segoe UI" w:hAnsi="Segoe UI" w:eastAsia="Segoe UI"/>
-          <w:b w:val="0"/>
-          <w:color w:val="0B1739"/>
-          <w:sz w:val="17"/>
-        </w:rPr>
-        <w:t>Standards owner: ____________________  Decision/date: ____________________</w:t>
-      </w:r>
-    </w:p>
-    <w:p>
-      <w:r>
-        <w:rPr>
-          <w:rFonts w:ascii="Segoe UI" w:hAnsi="Segoe UI" w:eastAsia="Segoe UI"/>
-          <w:b w:val="0"/>
-          <w:color w:val="0B1739"/>
-          <w:sz w:val="17"/>
-        </w:rPr>
-        <w:t>Official Unicode proposal guidance:</w:t>
+        <w:t>Unicode emoji proposal guidance:</w:t>
       </w:r>
     </w:p>
     <w:p>
@@ -508,11 +570,61 @@
         </w:r>
       </w:hyperlink>
     </w:p>
+    <w:p>
+      <w:r>
+        <w:rPr>
+          <w:rFonts w:ascii="Segoe UI" w:hAnsi="Segoe UI" w:eastAsia="Segoe UI"/>
+          <w:b w:val="0"/>
+          <w:color w:val="0B1739"/>
+          <w:sz w:val="18"/>
+        </w:rPr>
+        <w:t>Unicode document-submission process:</w:t>
+      </w:r>
+    </w:p>
+    <w:p>
+      <w:pPr>
+        <w:spacing w:after="0"/>
+      </w:pPr>
+      <w:hyperlink r:id="rId12">
+        <w:r>
+          <w:rPr>
+            <w:color w:val="2563EB"/>
+            <w:u w:val="single"/>
+          </w:rPr>
+          <w:t>https://www.unicode.org/pending/docsubmit.html</w:t>
+        </w:r>
+      </w:hyperlink>
+    </w:p>
+    <w:p>
+      <w:r>
+        <w:rPr>
+          <w:rFonts w:ascii="Segoe UI" w:hAnsi="Segoe UI" w:eastAsia="Segoe UI"/>
+          <w:b w:val="0"/>
+          <w:color w:val="0B1739"/>
+          <w:sz w:val="18"/>
+        </w:rPr>
+        <w:t>Apple accessibility proposal, L2/18-080:</w:t>
+      </w:r>
+    </w:p>
+    <w:p>
+      <w:pPr>
+        <w:spacing w:after="0"/>
+      </w:pPr>
+      <w:hyperlink r:id="rId13">
+        <w:r>
+          <w:rPr>
+            <w:color w:val="2563EB"/>
+            <w:u w:val="single"/>
+          </w:rPr>
+          <w:t>https://www.unicode.org/L2/L2018/18080-accessibility-emoji.pdf</w:t>
+        </w:r>
+      </w:hyperlink>
+    </w:p>
     <w:sectPr>
       <w:headerReference w:type="default" r:id="rId9"/>
       <w:footerReference w:type="default" r:id="rId10"/>
       <w:pgSz w:w="12240" w:h="15840"/>
-      <w:pgMar w:top="605" w:right="720" w:bottom="605" w:left="720" w:header="259" w:footer="259" w:gutter="0"/>
+      <w:pgMar w:top="792" w:right="835" w:bottom="792" w:left="835" w:header="259" w:footer="259" w:gutter="0"/>
       <w:cols w:space="720"/>
       <w:docGrid w:linePitch="360"/>
     </w:sectPr>
@@ -533,7 +645,7 @@
         <w:color w:val="667085"/>
         <w:sz w:val="14"/>
       </w:rPr>
-      <w:t>Prepared by Shuhan He  •  July 12, 2026  •  Internal review draft</w:t>
+      <w:t>Prepared by Shuhan He  |  July 13, 2026  |  Independent discussion material</w:t>
     </w:r>
   </w:p>
 </w:ftr>
@@ -553,7 +665,7 @@
         <w:color w:val="2563EB"/>
         <w:sz w:val="14"/>
       </w:rPr>
-      <w:t>MEDICAL EMOJI  |  MICROSOFT INTERNAL REVIEW</w:t>
+      <w:t>MEDICAL EMOJI  |  MATERIALS FOR MICROSOFT REVIEW</w:t>
     </w:r>
   </w:p>
 </w:hdr>
@@ -928,7 +1040,7 @@
     <w:rPr>
       <w:rFonts w:ascii="Segoe UI" w:hAnsi="Segoe UI" w:eastAsia="Segoe UI"/>
       <w:color w:val="0B1739"/>
-      <w:sz w:val="17"/>
+      <w:sz w:val="18"/>
     </w:rPr>
   </w:style>
   <w:style w:type="paragraph" w:styleId="Header">
@@ -994,7 +1106,7 @@
       <w:b/>
       <w:bCs/>
       <w:color w:val="0B1739"/>
-      <w:sz w:val="39"/>
+      <w:sz w:val="41"/>
       <w:szCs w:val="28"/>
     </w:rPr>
   </w:style>
@@ -1018,7 +1130,7 @@
       <w:b/>
       <w:bCs/>
       <w:color w:val="2563EB"/>
-      <w:sz w:val="22"/>
+      <w:sz w:val="24"/>
       <w:szCs w:val="26"/>
     </w:rPr>
   </w:style>
@@ -1285,7 +1397,7 @@
       <w:color w:val="0B1739"/>
       <w:spacing w:val="5"/>
       <w:kern w:val="28"/>
-      <w:sz w:val="39"/>
+      <w:sz w:val="41"/>
       <w:szCs w:val="52"/>
     </w:rPr>
   </w:style>
@@ -1459,8 +1571,15 @@
       <w:numPr>
         <w:numId w:val="1"/>
       </w:numPr>
+      <w:spacing w:after="30" w:line="240" w:lineRule="auto"/>
+      <w:ind w:left="317" w:hanging="187"/>
       <w:contextualSpacing/>
     </w:pPr>
+    <w:rPr>
+      <w:rFonts w:ascii="Segoe UI" w:hAnsi="Segoe UI" w:eastAsia="Segoe UI"/>
+      <w:color w:val="0B1739"/>
+      <w:sz w:val="17"/>
+    </w:rPr>
   </w:style>
   <w:style w:type="paragraph" w:styleId="ListBullet2">
     <w:name w:val="List Bullet 2"/>
@@ -1498,8 +1617,15 @@
       <w:numPr>
         <w:numId w:val="5"/>
       </w:numPr>
+      <w:spacing w:after="30" w:line="240" w:lineRule="auto"/>
+      <w:ind w:left="317" w:hanging="187"/>
       <w:contextualSpacing/>
     </w:pPr>
+    <w:rPr>
+      <w:rFonts w:ascii="Segoe UI" w:hAnsi="Segoe UI" w:eastAsia="Segoe UI"/>
+      <w:color w:val="0B1739"/>
+      <w:sz w:val="17"/>
+    </w:rPr>
   </w:style>
   <w:style w:type="paragraph" w:styleId="ListNumber2">
     <w:name w:val="List Number 2"/>
@@ -12614,18 +12740,6 @@
         <w:shd w:val="clear" w:color="auto" w:fill="FBCAA2" w:themeFill="accent6" w:themeFillTint="7F"/>
       </w:tcPr>
     </w:tblStylePr>
-  </w:style>
-  <w:style w:type="paragraph" w:customStyle="1" w:styleId="CompactList">
-    <w:name w:val="Compact List"/>
-    <w:pPr>
-      <w:spacing w:after="24" w:line="235" w:lineRule="auto"/>
-      <w:ind w:left="259" w:hanging="173"/>
-    </w:pPr>
-    <w:rPr>
-      <w:rFonts w:ascii="Segoe UI" w:hAnsi="Segoe UI"/>
-      <w:color w:val="0B1739"/>
-      <w:sz w:val="16"/>
-    </w:rPr>
   </w:style>
 </w:styles>
 </file>

--- a/output/doc/2026-07-12-microsoft-medical-emoji-product-legal-clearance.docx
+++ b/output/doc/2026-07-12-microsoft-medical-emoji-product-legal-clearance.docx
@@ -42,41 +42,7 @@
                 <w:color w:val="667085"/>
                 <w:sz w:val="15"/>
               </w:rPr>
-              <w:t>Prepared: July 13, 2026</w:t>
-            </w:r>
-            <w:r>
-              <w:rPr>
-                <w:rFonts w:ascii="Segoe UI" w:hAnsi="Segoe UI" w:eastAsia="Segoe UI"/>
-                <w:color w:val="667085"/>
-                <w:sz w:val="15"/>
-              </w:rPr>
-              <w:br/>
-            </w:r>
-            <w:r>
-              <w:rPr>
-                <w:rFonts w:ascii="Segoe UI" w:hAnsi="Segoe UI" w:eastAsia="Segoe UI"/>
-                <w:b w:val="0"/>
-                <w:color w:val="667085"/>
-                <w:sz w:val="15"/>
-              </w:rPr>
-              <w:t>Prepared by: Shuhan He</w:t>
-            </w:r>
-            <w:r>
-              <w:rPr>
-                <w:rFonts w:ascii="Segoe UI" w:hAnsi="Segoe UI" w:eastAsia="Segoe UI"/>
-                <w:color w:val="667085"/>
-                <w:sz w:val="15"/>
-              </w:rPr>
-              <w:br/>
-            </w:r>
-            <w:r>
-              <w:rPr>
-                <w:rFonts w:ascii="Segoe UI" w:hAnsi="Segoe UI" w:eastAsia="Segoe UI"/>
-                <w:b w:val="0"/>
-                <w:color w:val="667085"/>
-                <w:sz w:val="15"/>
-              </w:rPr>
-              <w:t>Status: Prepared for discussion. Any Microsoft participation would require Microsoft's approval.</w:t>
+              <w:t>Prepared: July 13, 2026 | Prepared by: Shuhan He</w:t>
             </w:r>
           </w:p>
         </w:tc>
@@ -393,7 +359,7 @@
           <w:color w:val="0B1739"/>
           <w:sz w:val="18"/>
         </w:rPr>
-        <w:t>Would Microsoft's standards team review the separate health-coverage discussion draft and, if it agrees that the question merits UTC discussion, help revise it for submission?</w:t>
+        <w:t>Would David Rhew and Heena Purohit confirm the final health-coverage paper and their public authorship, and would Microsoft's current UTC delegate route or introduce it through the normal member process?</w:t>
       </w:r>
     </w:p>
     <w:p>
@@ -528,7 +494,7 @@
           <w:color w:val="0B1739"/>
           <w:sz w:val="18"/>
         </w:rPr>
-        <w:t xml:space="preserve"> Microsoft's standards team could submit a revised document, coauthor one with Shuhan He, or use the draft as source material for its own document. If Unicode accepts a document into the public register, Unicode would assign the L2 number. Each emoji candidate would continue through the separate Emoji Submission Form.</w:t>
+        <w:t xml:space="preserve"> The final paper names David Rhew, Heena Purohit, and Shuhan He as authors. David and Heena should confirm the text and public attribution before filing. Microsoft's current UTC delegate could then route or introduce the paper through the normal member process. If Unicode accepts it into the public register, Unicode will assign the L2 number. Each emoji candidate would continue through the separate Emoji Submission Form.</w:t>
       </w:r>
     </w:p>
     <w:p>
